--- a/entregables/mipymes.docx
+++ b/entregables/mipymes.docx
@@ -63,7 +63,7 @@
           <w:color w:val="1A2238"/>
           <w:sz w:val="23"/>
         </w:rPr>
-        <w:t>Documento de la Comisión Temática MYPE/MIPYMES del Plan Perú 2040/2050 (CNPP / Colegio de Ingenieros del Perú). Parte de un diagnóstico donde el Perú tiene en promedio cuatro millones de micro y pequeñas empresas que generan el 40% del PBI y dan trabajo a diez millones de peruanos, pero el 65% son informales. Plantea una visión de MYPE asociadas, dinámicas, innovadoras y competitivas que producen bienes y servicios basados en el conocimiento técnico-científico, transitando de un enfoque "manufacturero" a uno "mentefacturero". Define 8 objetivos estratégicos, una matriz FODA, 15 acciones estratégicas priorizadas mediante matriz IGO, un mapa de procesos (país/usuario/interno/cultural), proyectos por objetivo, involucrados y riesgos. El factor clave de éxito es la formalización, la asociatividad, la transferencia tecnológica y la articulación MYPE-universidades-Estado.</w:t>
+        <w:t>Comisión MYPE del Plan Perú (Colegio de Ingenieros del Perú): hoja de ruta para transformar a las micro y pequeñas empresas peruanas en unidades asociadas, innovadoras y competitivas, con base en el conocimiento técnico-científico, transitando del enfoque "manufacturero" al "mentefacturero". El documento corresponde a la visión Plan 2040.</w:t>
       </w:r>
     </w:p>
     <w:p>
@@ -108,7 +108,7 @@
                 <w:color w:val="D91023"/>
                 <w:sz w:val="36"/>
               </w:rPr>
-              <w:t>18</w:t>
+              <w:t>16</w:t>
               <w:br/>
             </w:r>
             <w:r>
@@ -140,7 +140,7 @@
                 <w:color w:val="D91023"/>
                 <w:sz w:val="36"/>
               </w:rPr>
-              <w:t>8</w:t>
+              <w:t>6</w:t>
               <w:br/>
             </w:r>
             <w:r>
@@ -172,7 +172,7 @@
                 <w:color w:val="D91023"/>
                 <w:sz w:val="36"/>
               </w:rPr>
-              <w:t>6</w:t>
+              <w:t>8</w:t>
               <w:br/>
             </w:r>
             <w:r>
@@ -183,7 +183,7 @@
                 <w:color w:val="5D6B88"/>
                 <w:sz w:val="17"/>
               </w:rPr>
-              <w:t>Metas 2050</w:t>
+              <w:t>Objetivos</w:t>
             </w:r>
           </w:p>
         </w:tc>
@@ -230,7 +230,173 @@
           <w:color w:val="D91023"/>
           <w:sz w:val="26"/>
         </w:rPr>
-        <w:t>Visión 2050</w:t>
+        <w:t>Contenido</w:t>
+      </w:r>
+    </w:p>
+    <w:p>
+      <w:r>
+        <w:rPr>
+          <w:rFonts w:ascii="Calibri" w:hAnsi="Calibri"/>
+          <w:b/>
+          <w:i w:val="0"/>
+          <w:color w:val="D91023"/>
+          <w:sz w:val="20"/>
+        </w:rPr>
+        <w:t xml:space="preserve">I.  </w:t>
+      </w:r>
+      <w:r>
+        <w:rPr>
+          <w:rFonts w:ascii="Calibri" w:hAnsi="Calibri"/>
+          <w:b w:val="0"/>
+          <w:i w:val="0"/>
+          <w:color w:val="1A2238"/>
+          <w:sz w:val="20"/>
+        </w:rPr>
+        <w:t>Síntesis de la situación futura</w:t>
+      </w:r>
+    </w:p>
+    <w:p>
+      <w:r>
+        <w:rPr>
+          <w:rFonts w:ascii="Calibri" w:hAnsi="Calibri"/>
+          <w:b/>
+          <w:i w:val="0"/>
+          <w:color w:val="D91023"/>
+          <w:sz w:val="20"/>
+        </w:rPr>
+        <w:t xml:space="preserve">II.  </w:t>
+      </w:r>
+      <w:r>
+        <w:rPr>
+          <w:rFonts w:ascii="Calibri" w:hAnsi="Calibri"/>
+          <w:b w:val="0"/>
+          <w:i w:val="0"/>
+          <w:color w:val="1A2238"/>
+          <w:sz w:val="20"/>
+        </w:rPr>
+        <w:t>Síntesis de la situación actual</w:t>
+      </w:r>
+    </w:p>
+    <w:p>
+      <w:r>
+        <w:rPr>
+          <w:rFonts w:ascii="Calibri" w:hAnsi="Calibri"/>
+          <w:b/>
+          <w:i w:val="0"/>
+          <w:color w:val="D91023"/>
+          <w:sz w:val="20"/>
+        </w:rPr>
+        <w:t xml:space="preserve">III.  </w:t>
+      </w:r>
+      <w:r>
+        <w:rPr>
+          <w:rFonts w:ascii="Calibri" w:hAnsi="Calibri"/>
+          <w:b w:val="0"/>
+          <w:i w:val="0"/>
+          <w:color w:val="1A2238"/>
+          <w:sz w:val="20"/>
+        </w:rPr>
+        <w:t>Objetivos estratégicos</w:t>
+      </w:r>
+    </w:p>
+    <w:p>
+      <w:r>
+        <w:rPr>
+          <w:rFonts w:ascii="Calibri" w:hAnsi="Calibri"/>
+          <w:b/>
+          <w:i w:val="0"/>
+          <w:color w:val="D91023"/>
+          <w:sz w:val="20"/>
+        </w:rPr>
+        <w:t xml:space="preserve">IV.  </w:t>
+      </w:r>
+      <w:r>
+        <w:rPr>
+          <w:rFonts w:ascii="Calibri" w:hAnsi="Calibri"/>
+          <w:b w:val="0"/>
+          <w:i w:val="0"/>
+          <w:color w:val="1A2238"/>
+          <w:sz w:val="20"/>
+        </w:rPr>
+        <w:t>Acciones estratégicas</w:t>
+      </w:r>
+    </w:p>
+    <w:p>
+      <w:r>
+        <w:rPr>
+          <w:rFonts w:ascii="Calibri" w:hAnsi="Calibri"/>
+          <w:b/>
+          <w:i w:val="0"/>
+          <w:color w:val="D91023"/>
+          <w:sz w:val="20"/>
+        </w:rPr>
+        <w:t xml:space="preserve">V.  </w:t>
+      </w:r>
+      <w:r>
+        <w:rPr>
+          <w:rFonts w:ascii="Calibri" w:hAnsi="Calibri"/>
+          <w:b w:val="0"/>
+          <w:i w:val="0"/>
+          <w:color w:val="1A2238"/>
+          <w:sz w:val="20"/>
+        </w:rPr>
+        <w:t>Matriz resumen (indicadores)</w:t>
+      </w:r>
+    </w:p>
+    <w:p>
+      <w:r>
+        <w:rPr>
+          <w:rFonts w:ascii="Calibri" w:hAnsi="Calibri"/>
+          <w:b/>
+          <w:i w:val="0"/>
+          <w:color w:val="D91023"/>
+          <w:sz w:val="20"/>
+        </w:rPr>
+        <w:t xml:space="preserve">VI.  </w:t>
+      </w:r>
+      <w:r>
+        <w:rPr>
+          <w:rFonts w:ascii="Calibri" w:hAnsi="Calibri"/>
+          <w:b w:val="0"/>
+          <w:i w:val="0"/>
+          <w:color w:val="1A2238"/>
+          <w:sz w:val="20"/>
+        </w:rPr>
+        <w:t>Hitos de los primeros 100 días de Gobierno</w:t>
+      </w:r>
+    </w:p>
+    <w:p>
+      <w:r>
+        <w:rPr>
+          <w:rFonts w:ascii="Calibri" w:hAnsi="Calibri"/>
+          <w:b/>
+          <w:i w:val="0"/>
+          <w:color w:val="D91023"/>
+          <w:sz w:val="20"/>
+        </w:rPr>
+        <w:t xml:space="preserve">VII.  </w:t>
+      </w:r>
+      <w:r>
+        <w:rPr>
+          <w:rFonts w:ascii="Calibri" w:hAnsi="Calibri"/>
+          <w:b w:val="0"/>
+          <w:i w:val="0"/>
+          <w:color w:val="1A2238"/>
+          <w:sz w:val="20"/>
+        </w:rPr>
+        <w:t>Articulación con el Acuerdo Nacional y el PEDN al 2050</w:t>
+      </w:r>
+    </w:p>
+    <w:p>
+      <w:r>
+        <w:rPr>
+          <w:rFonts w:ascii="Calibri" w:hAnsi="Calibri"/>
+          <w:b/>
+          <w:i w:val="0"/>
+          <w:color w:val="D91023"/>
+          <w:sz w:val="26"/>
+        </w:rPr>
+        <w:t>I · Síntesis de la situación futura</w:t>
       </w:r>
     </w:p>
     <w:p>
@@ -242,7 +408,7 @@
           <w:color w:val="1A2238"/>
           <w:sz w:val="21"/>
         </w:rPr>
-        <w:t>MYPE asociadas, dinámicas, innovadoras y competitivas que producen bienes y servicios con base en el conocimiento técnico y científico, comprometidas con el medio ambiente, que satisfacen las exigencias del mercado global basado en una economía de creatividad. En el año 2040 el Perú será una sociedad humanista, educada en la economía de la creatividad, aprovechando su biodiversidad como eje económico, innovando a través de la ciencia y la tecnología con productos y servicios de alta calidad, líder en oferta exportable con valor agregado.</w:t>
+        <w:t>Al 2040, el Perú será una sociedad humanista, educada en la economía de la creatividad, que aprovecha su biodiversidad como eje económico e innova a través de la ciencia y la tecnología con productos y servicios de alta calidad. Será líder en oferta exportable de productos con valor agregado, con una población de alta calidad de vida y oportunidades de desarrollo, en un ambiente sostenible y posicionando al Perú como marca de la biodiversidad en el mundo. En ese horizonte, las MYPE serán asociadas, dinámicas, innovadoras y competitivas, que producen bienes y servicios con base en el conocimiento técnico y científico, comprometidas con el medio ambiente, satisfaciendo las exigencias del mercado global basado en una economía de la creatividad. Su misión: MYPE asociadas con universidades, institutos tecnológicos, de investigación, gobierno y gremios internacionales, con un Estado que promueve políticas adecuadas para su crecimiento y desarrollo, con empresarios de valores éticos y morales comprometidos con la calidad, el medio ambiente y las buenas prácticas.</w:t>
       </w:r>
     </w:p>
     <w:p>
@@ -254,7 +420,7 @@
           <w:color w:val="D91023"/>
           <w:sz w:val="26"/>
         </w:rPr>
-        <w:t>Diagnóstico — brecha 2026</w:t>
+        <w:t>II · Síntesis de la situación actual</w:t>
       </w:r>
     </w:p>
     <w:p>
@@ -269,7 +435,7 @@
           <w:color w:val="1A2238"/>
           <w:sz w:val="21"/>
         </w:rPr>
-        <w:t>El 65% de las MYPE son informales; solo el 35% son formales.</w:t>
+        <w:t>En el Perú existen en promedio cuatro millones de micro y pequeñas empresas, que generan el 40% del PBI y dan trabajo a diez millones de peruanos.</w:t>
       </w:r>
     </w:p>
     <w:p>
@@ -284,7 +450,7 @@
           <w:color w:val="1A2238"/>
           <w:sz w:val="21"/>
         </w:rPr>
-        <w:t>La distribución regional es muy desigual: más de la mitad de las MYPE formales se concentran en Lima y Callao; regiones como Ayacucho, Tumbes, Moquegua, Amazonas, Pasco, Apurímac, Madre de Dios y Huancavelica tienen menos del 1% de las microempresas formales.</w:t>
+        <w:t>El 65% de las MYPE son informales; solo el 35% restante es formal.</w:t>
       </w:r>
     </w:p>
     <w:p>
@@ -299,7 +465,7 @@
           <w:color w:val="1A2238"/>
           <w:sz w:val="21"/>
         </w:rPr>
-        <w:t>Acceso restringido a fuentes de financiamiento, dependencia bancaria y asunción de mayores costos financieros; insuficiente información y asesoramiento.</w:t>
+        <w:t>De las MYPE formales, aproximadamente el 82% se ubica en el sector terciario: 49.6% en comercio y 33.3% en servicios; 11% en manufactura, 2.9% en agropecuario, 2.5% en construcción y 0.7% en pesca, minería e hidrocarburos.</w:t>
       </w:r>
     </w:p>
     <w:p>
@@ -314,7 +480,7 @@
           <w:color w:val="1A2238"/>
           <w:sz w:val="21"/>
         </w:rPr>
-        <w:t>Las MYPE desarrollan actividades en sectores de baja productividad y generan empleo de poca calidad y alta vulnerabilidad, llevando a sus trabajadores a la PEA subempleada.</w:t>
+        <w:t>Solo el 0.5% de las MYPE cuenta con certificación de uso de buenas prácticas y normas estandarizadas (ISO).</w:t>
       </w:r>
     </w:p>
     <w:p>
@@ -329,7 +495,7 @@
           <w:color w:val="1A2238"/>
           <w:sz w:val="21"/>
         </w:rPr>
-        <w:t>Acceso reducido a la tecnología; escasa especialización del trabajo; no suelen usar técnicas de gestión; gestión contable, económica y financiera deficiente.</w:t>
+        <w:t>Distribución regional muy desigual: más de la mitad de las MYPE formales se concentran en Lima y Callao; regiones como Ayacucho, Tumbes, Moquegua, Amazonas, Pasco, Apurímac, Madre de Dios y Huancavelica tienen menos del 1% cada una.</w:t>
       </w:r>
     </w:p>
     <w:p>
@@ -344,7 +510,7 @@
           <w:color w:val="1A2238"/>
           <w:sz w:val="21"/>
         </w:rPr>
-        <w:t>Dependencia de mano de obra familiar, recursos financieros limitados y acceso limitado al sector financiero formal; no separan finanzas del hogar y del negocio.</w:t>
+        <w:t>Características generales: administración independiente operada por sus dueños; ámbito local; escasa especialización y técnicas de gestión; emplean entre cinco y diez personas; dependen de mano de obra familiar; no separan finanzas del hogar y del negocio; recursos financieros limitados.</w:t>
       </w:r>
     </w:p>
     <w:p>
@@ -359,7 +525,7 @@
           <w:color w:val="1A2238"/>
           <w:sz w:val="21"/>
         </w:rPr>
-        <w:t>Escasa capacidad de I+D (investigación y desarrollo) y escasa capacidad innovadora.</w:t>
+        <w:t>Acceso restringido y costoso al financiamiento formal, dependencia bancaria y mayores costos financieros; insuficiente información y asesoramiento.</w:t>
       </w:r>
     </w:p>
     <w:p>
@@ -374,7 +540,7 @@
           <w:color w:val="1A2238"/>
           <w:sz w:val="21"/>
         </w:rPr>
-        <w:t>Escaso conocimiento técnico-científico y mínimo conocimiento de plan de negocios y de negocios internacionales.</w:t>
+        <w:t>Desarrollan actividades en sectores de baja productividad y generan empleo de poca calidad y alta vulnerabilidad, alimentando la PEA subempleada.</w:t>
       </w:r>
     </w:p>
     <w:p>
@@ -389,7 +555,7 @@
           <w:color w:val="1A2238"/>
           <w:sz w:val="21"/>
         </w:rPr>
-        <w:t>Carencia de marcas corporativas y escaso acceso a la información (Internet).</w:t>
+        <w:t>La alta informalidad les resta potencialidad; de no revertirse, las MYPE serían solo 'bolsones de pobreza' (Fernando Villarán).</w:t>
       </w:r>
     </w:p>
     <w:p>
@@ -404,37 +570,7 @@
           <w:color w:val="1A2238"/>
           <w:sz w:val="21"/>
         </w:rPr>
-        <w:t>Capacitación tecnológica insuficiente y escasa presencia de tecnología en los procesos.</w:t>
-      </w:r>
-    </w:p>
-    <w:p>
-      <w:pPr>
-        <w:pStyle w:val="ListBullet"/>
-      </w:pPr>
-      <w:r>
-        <w:rPr>
-          <w:rFonts w:ascii="Calibri" w:hAnsi="Calibri"/>
-          <w:b w:val="0"/>
-          <w:i w:val="0"/>
-          <w:color w:val="1A2238"/>
-          <w:sz w:val="21"/>
-        </w:rPr>
-        <w:t>Alta informalidad que resta potencialidad a los emprendimientos; riesgo de convertirse en "bolsones de pobreza" (Fernando Villarán).</w:t>
-      </w:r>
-    </w:p>
-    <w:p>
-      <w:pPr>
-        <w:pStyle w:val="ListBullet"/>
-      </w:pPr>
-      <w:r>
-        <w:rPr>
-          <w:rFonts w:ascii="Calibri" w:hAnsi="Calibri"/>
-          <w:b w:val="0"/>
-          <w:i w:val="0"/>
-          <w:color w:val="1A2238"/>
-          <w:sz w:val="21"/>
-        </w:rPr>
-        <w:t>Falta de incentivos que favorezcan al sector (reducción de impuestos, becas) y para la investigación y desarrollo en el gobierno y el sector privado.</w:t>
+        <w:t>Escaso conocimiento técnico-científico, mínimo conocimiento de planes de negocio y de negocios internacionales, gestión y cultura empresarial deficiente, escasa capacidad de I+D e innovación, escaso acceso a la información (Internet) y dificultad de acceso al crédito competitivo.</w:t>
       </w:r>
     </w:p>
     <w:p>
@@ -461,7 +597,376 @@
           <w:color w:val="D91023"/>
           <w:sz w:val="26"/>
         </w:rPr>
-        <w:t>Indicadores: hoy → meta 2050</w:t>
+        <w:t>III · Objetivos estratégicos</w:t>
+      </w:r>
+    </w:p>
+    <w:p>
+      <w:pPr>
+        <w:pStyle w:val="ListBullet"/>
+      </w:pPr>
+      <w:r>
+        <w:rPr>
+          <w:rFonts w:ascii="Calibri" w:hAnsi="Calibri"/>
+          <w:b w:val="0"/>
+          <w:i w:val="0"/>
+          <w:color w:val="1A2238"/>
+          <w:sz w:val="21"/>
+        </w:rPr>
+        <w:t>OE1: Interrelacionar a los micro, pequeños y medianos empresarios entre sí y con las Grandes Empresas.</w:t>
+      </w:r>
+    </w:p>
+    <w:p>
+      <w:pPr>
+        <w:pStyle w:val="ListBullet"/>
+      </w:pPr>
+      <w:r>
+        <w:rPr>
+          <w:rFonts w:ascii="Calibri" w:hAnsi="Calibri"/>
+          <w:b w:val="0"/>
+          <w:i w:val="0"/>
+          <w:color w:val="1A2238"/>
+          <w:sz w:val="21"/>
+        </w:rPr>
+        <w:t>OE2: Desarrollar tecnologías en las empresas para incursionar en mercados tecnológicos (de servicios y bienes) y aplicar nuevas tecnologías en sus actividades.</w:t>
+      </w:r>
+    </w:p>
+    <w:p>
+      <w:pPr>
+        <w:pStyle w:val="ListBullet"/>
+      </w:pPr>
+      <w:r>
+        <w:rPr>
+          <w:rFonts w:ascii="Calibri" w:hAnsi="Calibri"/>
+          <w:b w:val="0"/>
+          <w:i w:val="0"/>
+          <w:color w:val="1A2238"/>
+          <w:sz w:val="21"/>
+        </w:rPr>
+        <w:t>OE3: Fomentar la educación tecnológica, innovadora y emprendedora desde la etapa inicial de la formación estudiantil.</w:t>
+      </w:r>
+    </w:p>
+    <w:p>
+      <w:pPr>
+        <w:pStyle w:val="ListBullet"/>
+      </w:pPr>
+      <w:r>
+        <w:rPr>
+          <w:rFonts w:ascii="Calibri" w:hAnsi="Calibri"/>
+          <w:b w:val="0"/>
+          <w:i w:val="0"/>
+          <w:color w:val="1A2238"/>
+          <w:sz w:val="21"/>
+        </w:rPr>
+        <w:t>OE4: Facilitar y promover la creación de PYME con base tecnológica y Spin-off.</w:t>
+      </w:r>
+    </w:p>
+    <w:p>
+      <w:pPr>
+        <w:pStyle w:val="ListBullet"/>
+      </w:pPr>
+      <w:r>
+        <w:rPr>
+          <w:rFonts w:ascii="Calibri" w:hAnsi="Calibri"/>
+          <w:b w:val="0"/>
+          <w:i w:val="0"/>
+          <w:color w:val="1A2238"/>
+          <w:sz w:val="21"/>
+        </w:rPr>
+        <w:t>OE5: Incentivar la incorporación de profesionales y la profesionalización de los empresarios.</w:t>
+      </w:r>
+    </w:p>
+    <w:p>
+      <w:pPr>
+        <w:pStyle w:val="ListBullet"/>
+      </w:pPr>
+      <w:r>
+        <w:rPr>
+          <w:rFonts w:ascii="Calibri" w:hAnsi="Calibri"/>
+          <w:b w:val="0"/>
+          <w:i w:val="0"/>
+          <w:color w:val="1A2238"/>
+          <w:sz w:val="21"/>
+        </w:rPr>
+        <w:t>OE6: Crear centros especializados de apoyo para las MYPE.</w:t>
+      </w:r>
+    </w:p>
+    <w:p>
+      <w:pPr>
+        <w:pStyle w:val="ListBullet"/>
+      </w:pPr>
+      <w:r>
+        <w:rPr>
+          <w:rFonts w:ascii="Calibri" w:hAnsi="Calibri"/>
+          <w:b w:val="0"/>
+          <w:i w:val="0"/>
+          <w:color w:val="1A2238"/>
+          <w:sz w:val="21"/>
+        </w:rPr>
+        <w:t>OE7: Aumentar la formalización de las MYPE.</w:t>
+      </w:r>
+    </w:p>
+    <w:p>
+      <w:pPr>
+        <w:pStyle w:val="ListBullet"/>
+      </w:pPr>
+      <w:r>
+        <w:rPr>
+          <w:rFonts w:ascii="Calibri" w:hAnsi="Calibri"/>
+          <w:b w:val="0"/>
+          <w:i w:val="0"/>
+          <w:color w:val="1A2238"/>
+          <w:sz w:val="21"/>
+        </w:rPr>
+        <w:t>OE8: Aumentar la calidad de servicios y producción en las MYPE.</w:t>
+      </w:r>
+    </w:p>
+    <w:p>
+      <w:r>
+        <w:rPr>
+          <w:rFonts w:ascii="Calibri" w:hAnsi="Calibri"/>
+          <w:b/>
+          <w:i w:val="0"/>
+          <w:color w:val="D91023"/>
+          <w:sz w:val="26"/>
+        </w:rPr>
+        <w:t>IV · Acciones estratégicas</w:t>
+      </w:r>
+    </w:p>
+    <w:p>
+      <w:pPr>
+        <w:pStyle w:val="ListBullet"/>
+      </w:pPr>
+      <w:r>
+        <w:rPr>
+          <w:rFonts w:ascii="Calibri" w:hAnsi="Calibri"/>
+          <w:b w:val="0"/>
+          <w:i w:val="0"/>
+          <w:color w:val="1A2238"/>
+          <w:sz w:val="21"/>
+        </w:rPr>
+        <w:t>Fomentar y proponer programas para facilitar la asociatividad de MYPE con empresas nacionales e internacionales.</w:t>
+      </w:r>
+    </w:p>
+    <w:p>
+      <w:pPr>
+        <w:pStyle w:val="ListBullet"/>
+      </w:pPr>
+      <w:r>
+        <w:rPr>
+          <w:rFonts w:ascii="Calibri" w:hAnsi="Calibri"/>
+          <w:b w:val="0"/>
+          <w:i w:val="0"/>
+          <w:color w:val="1A2238"/>
+          <w:sz w:val="21"/>
+        </w:rPr>
+        <w:t>Promover el desarrollo de diversos clústeres en diferentes regiones del país.</w:t>
+      </w:r>
+    </w:p>
+    <w:p>
+      <w:pPr>
+        <w:pStyle w:val="ListBullet"/>
+      </w:pPr>
+      <w:r>
+        <w:rPr>
+          <w:rFonts w:ascii="Calibri" w:hAnsi="Calibri"/>
+          <w:b w:val="0"/>
+          <w:i w:val="0"/>
+          <w:color w:val="1A2238"/>
+          <w:sz w:val="21"/>
+        </w:rPr>
+        <w:t>Crear y difundir programas de transferencia tecnológica.</w:t>
+      </w:r>
+    </w:p>
+    <w:p>
+      <w:pPr>
+        <w:pStyle w:val="ListBullet"/>
+      </w:pPr>
+      <w:r>
+        <w:rPr>
+          <w:rFonts w:ascii="Calibri" w:hAnsi="Calibri"/>
+          <w:b w:val="0"/>
+          <w:i w:val="0"/>
+          <w:color w:val="1A2238"/>
+          <w:sz w:val="21"/>
+        </w:rPr>
+        <w:t>Fomentar las competencias nacionales e internacionales de productos y servicios innovadores.</w:t>
+      </w:r>
+    </w:p>
+    <w:p>
+      <w:pPr>
+        <w:pStyle w:val="ListBullet"/>
+      </w:pPr>
+      <w:r>
+        <w:rPr>
+          <w:rFonts w:ascii="Calibri" w:hAnsi="Calibri"/>
+          <w:b w:val="0"/>
+          <w:i w:val="0"/>
+          <w:color w:val="1A2238"/>
+          <w:sz w:val="21"/>
+        </w:rPr>
+        <w:t>Proponer políticas más adecuadas para crear un entorno cultural emprendedor, innovador y tecnológico desde la etapa inicial de la formación estudiantil.</w:t>
+      </w:r>
+    </w:p>
+    <w:p>
+      <w:pPr>
+        <w:pStyle w:val="ListBullet"/>
+      </w:pPr>
+      <w:r>
+        <w:rPr>
+          <w:rFonts w:ascii="Calibri" w:hAnsi="Calibri"/>
+          <w:b w:val="0"/>
+          <w:i w:val="0"/>
+          <w:color w:val="1A2238"/>
+          <w:sz w:val="21"/>
+        </w:rPr>
+        <w:t>Proponer la incorporación de talleres de creatividad, innovación y emprendimiento en la currícula de la educación básica.</w:t>
+      </w:r>
+    </w:p>
+    <w:p>
+      <w:pPr>
+        <w:pStyle w:val="ListBullet"/>
+      </w:pPr>
+      <w:r>
+        <w:rPr>
+          <w:rFonts w:ascii="Calibri" w:hAnsi="Calibri"/>
+          <w:b w:val="0"/>
+          <w:i w:val="0"/>
+          <w:color w:val="1A2238"/>
+          <w:sz w:val="21"/>
+        </w:rPr>
+        <w:t>Promover programas para la creación de empresas de base tecnológica.</w:t>
+      </w:r>
+    </w:p>
+    <w:p>
+      <w:pPr>
+        <w:pStyle w:val="ListBullet"/>
+      </w:pPr>
+      <w:r>
+        <w:rPr>
+          <w:rFonts w:ascii="Calibri" w:hAnsi="Calibri"/>
+          <w:b w:val="0"/>
+          <w:i w:val="0"/>
+          <w:color w:val="1A2238"/>
+          <w:sz w:val="21"/>
+        </w:rPr>
+        <w:t>Sensibilización de empresarios para su profesionalización y capacitación.</w:t>
+      </w:r>
+    </w:p>
+    <w:p>
+      <w:pPr>
+        <w:pStyle w:val="ListBullet"/>
+      </w:pPr>
+      <w:r>
+        <w:rPr>
+          <w:rFonts w:ascii="Calibri" w:hAnsi="Calibri"/>
+          <w:b w:val="0"/>
+          <w:i w:val="0"/>
+          <w:color w:val="1A2238"/>
+          <w:sz w:val="21"/>
+        </w:rPr>
+        <w:t>Crear y facilitar el acceso a los Programas de Formación en Planes de Negocio para emprendedores visionarios.</w:t>
+      </w:r>
+    </w:p>
+    <w:p>
+      <w:pPr>
+        <w:pStyle w:val="ListBullet"/>
+      </w:pPr>
+      <w:r>
+        <w:rPr>
+          <w:rFonts w:ascii="Calibri" w:hAnsi="Calibri"/>
+          <w:b w:val="0"/>
+          <w:i w:val="0"/>
+          <w:color w:val="1A2238"/>
+          <w:sz w:val="21"/>
+        </w:rPr>
+        <w:t>Fomentar las alianzas entre las MYPE, universidades, institutos tecnológicos, institutos de investigación y entidades de consulta (articulador).</w:t>
+      </w:r>
+    </w:p>
+    <w:p>
+      <w:pPr>
+        <w:pStyle w:val="ListBullet"/>
+      </w:pPr>
+      <w:r>
+        <w:rPr>
+          <w:rFonts w:ascii="Calibri" w:hAnsi="Calibri"/>
+          <w:b w:val="0"/>
+          <w:i w:val="0"/>
+          <w:color w:val="1A2238"/>
+          <w:sz w:val="21"/>
+        </w:rPr>
+        <w:t>Crear y difundir programas para el desarrollo de softwares prácticos, especializados y accesibles para las MYPE.</w:t>
+      </w:r>
+    </w:p>
+    <w:p>
+      <w:pPr>
+        <w:pStyle w:val="ListBullet"/>
+      </w:pPr>
+      <w:r>
+        <w:rPr>
+          <w:rFonts w:ascii="Calibri" w:hAnsi="Calibri"/>
+          <w:b w:val="0"/>
+          <w:i w:val="0"/>
+          <w:color w:val="1A2238"/>
+          <w:sz w:val="21"/>
+        </w:rPr>
+        <w:t>Crear los centros de Vigilancia Estratégica para la atención de los gremios de MYPE formalizadas y organismos afines.</w:t>
+      </w:r>
+    </w:p>
+    <w:p>
+      <w:pPr>
+        <w:pStyle w:val="ListBullet"/>
+      </w:pPr>
+      <w:r>
+        <w:rPr>
+          <w:rFonts w:ascii="Calibri" w:hAnsi="Calibri"/>
+          <w:b w:val="0"/>
+          <w:i w:val="0"/>
+          <w:color w:val="1A2238"/>
+          <w:sz w:val="21"/>
+        </w:rPr>
+        <w:t>Promover el interés de formalizarse en las MYPE.</w:t>
+      </w:r>
+    </w:p>
+    <w:p>
+      <w:pPr>
+        <w:pStyle w:val="ListBullet"/>
+      </w:pPr>
+      <w:r>
+        <w:rPr>
+          <w:rFonts w:ascii="Calibri" w:hAnsi="Calibri"/>
+          <w:b w:val="0"/>
+          <w:i w:val="0"/>
+          <w:color w:val="1A2238"/>
+          <w:sz w:val="21"/>
+        </w:rPr>
+        <w:t>Disminuir los obstáculos burocráticos para facilitar la formalización de las MYPE.</w:t>
+      </w:r>
+    </w:p>
+    <w:p>
+      <w:pPr>
+        <w:pStyle w:val="ListBullet"/>
+      </w:pPr>
+      <w:r>
+        <w:rPr>
+          <w:rFonts w:ascii="Calibri" w:hAnsi="Calibri"/>
+          <w:b w:val="0"/>
+          <w:i w:val="0"/>
+          <w:color w:val="1A2238"/>
+          <w:sz w:val="21"/>
+        </w:rPr>
+        <w:t>Proponer programas adecuados a las certificadoras para la certificación internacional de las MYPE.</w:t>
+      </w:r>
+    </w:p>
+    <w:p>
+      <w:r>
+        <w:rPr>
+          <w:rFonts w:ascii="Calibri" w:hAnsi="Calibri"/>
+          <w:b/>
+          <w:i w:val="0"/>
+          <w:color w:val="D91023"/>
+          <w:sz w:val="26"/>
+        </w:rPr>
+        <w:t>V · Matriz resumen — indicadores: hoy → meta 2050</w:t>
       </w:r>
     </w:p>
     <w:tbl>
@@ -603,110 +1108,6 @@
                 <w:color w:val="1A2238"/>
                 <w:sz w:val="16"/>
               </w:rPr>
-              <w:t>Número de micro y pequeñas empresas en el Perú</w:t>
-            </w:r>
-          </w:p>
-        </w:tc>
-        <w:tc>
-          <w:tcPr>
-            <w:tcW w:type="dxa" w:w="1656"/>
-          </w:tcPr>
-          <w:p>
-            <w:r>
-              <w:rPr>
-                <w:rFonts w:ascii="Calibri" w:hAnsi="Calibri"/>
-                <w:b w:val="0"/>
-                <w:i w:val="0"/>
-                <w:color w:val="1A2238"/>
-                <w:sz w:val="16"/>
-              </w:rPr>
-              <w:t>4 000 000</w:t>
-            </w:r>
-          </w:p>
-        </w:tc>
-        <w:tc>
-          <w:tcPr>
-            <w:tcW w:type="dxa" w:w="1656"/>
-          </w:tcPr>
-          <w:p>
-            <w:r>
-              <w:rPr>
-                <w:rFonts w:ascii="Calibri" w:hAnsi="Calibri"/>
-                <w:b w:val="0"/>
-                <w:i w:val="0"/>
-                <w:color w:val="1A2238"/>
-                <w:sz w:val="16"/>
-              </w:rPr>
-              <w:t>s/d</w:t>
-            </w:r>
-          </w:p>
-        </w:tc>
-        <w:tc>
-          <w:tcPr>
-            <w:tcW w:type="dxa" w:w="1656"/>
-          </w:tcPr>
-          <w:p>
-            <w:r>
-              <w:rPr>
-                <w:rFonts w:ascii="Calibri" w:hAnsi="Calibri"/>
-                <w:b w:val="0"/>
-                <w:i w:val="0"/>
-                <w:color w:val="1A2238"/>
-                <w:sz w:val="16"/>
-              </w:rPr>
-              <w:t>empresas</w:t>
-            </w:r>
-          </w:p>
-        </w:tc>
-        <w:tc>
-          <w:tcPr>
-            <w:tcW w:type="dxa" w:w="1656"/>
-          </w:tcPr>
-          <w:p>
-            <w:r>
-              <w:rPr>
-                <w:rFonts w:ascii="Calibri" w:hAnsi="Calibri"/>
-                <w:b w:val="0"/>
-                <w:i w:val="0"/>
-                <w:color w:val="1A2238"/>
-                <w:sz w:val="16"/>
-              </w:rPr>
-              <w:t>—</w:t>
-            </w:r>
-          </w:p>
-        </w:tc>
-        <w:tc>
-          <w:tcPr>
-            <w:tcW w:type="dxa" w:w="1656"/>
-          </w:tcPr>
-          <w:p>
-            <w:r>
-              <w:rPr>
-                <w:rFonts w:ascii="Calibri" w:hAnsi="Calibri"/>
-                <w:b w:val="0"/>
-                <w:i w:val="0"/>
-                <w:color w:val="1A2238"/>
-                <w:sz w:val="16"/>
-              </w:rPr>
-              <w:t>Plan Perú 2040 - Comisión MYPE (punto de partida)</w:t>
-            </w:r>
-          </w:p>
-        </w:tc>
-      </w:tr>
-      <w:tr>
-        <w:tc>
-          <w:tcPr>
-            <w:tcW w:type="dxa" w:w="1656"/>
-          </w:tcPr>
-          <w:p>
-            <w:r>
-              <w:rPr>
-                <w:rFonts w:ascii="Calibri" w:hAnsi="Calibri"/>
-                <w:b/>
-                <w:i w:val="0"/>
-                <w:color w:val="1A2238"/>
-                <w:sz w:val="16"/>
-              </w:rPr>
               <w:t>Aporte de las MYPE al PBI</w:t>
             </w:r>
           </w:p>
@@ -792,111 +1193,7 @@
                 <w:color w:val="1A2238"/>
                 <w:sz w:val="16"/>
               </w:rPr>
-              <w:t>Plan Perú 2040 - Comisión MYPE (punto de partida)</w:t>
-            </w:r>
-          </w:p>
-        </w:tc>
-      </w:tr>
-      <w:tr>
-        <w:tc>
-          <w:tcPr>
-            <w:tcW w:type="dxa" w:w="1656"/>
-          </w:tcPr>
-          <w:p>
-            <w:r>
-              <w:rPr>
-                <w:rFonts w:ascii="Calibri" w:hAnsi="Calibri"/>
-                <w:b/>
-                <w:i w:val="0"/>
-                <w:color w:val="1A2238"/>
-                <w:sz w:val="16"/>
-              </w:rPr>
-              <w:t>Empleo generado por las MYPE</w:t>
-            </w:r>
-          </w:p>
-        </w:tc>
-        <w:tc>
-          <w:tcPr>
-            <w:tcW w:type="dxa" w:w="1656"/>
-          </w:tcPr>
-          <w:p>
-            <w:r>
-              <w:rPr>
-                <w:rFonts w:ascii="Calibri" w:hAnsi="Calibri"/>
-                <w:b w:val="0"/>
-                <w:i w:val="0"/>
-                <w:color w:val="1A2238"/>
-                <w:sz w:val="16"/>
-              </w:rPr>
-              <w:t>10 000 000</w:t>
-            </w:r>
-          </w:p>
-        </w:tc>
-        <w:tc>
-          <w:tcPr>
-            <w:tcW w:type="dxa" w:w="1656"/>
-          </w:tcPr>
-          <w:p>
-            <w:r>
-              <w:rPr>
-                <w:rFonts w:ascii="Calibri" w:hAnsi="Calibri"/>
-                <w:b w:val="0"/>
-                <w:i w:val="0"/>
-                <w:color w:val="1A2238"/>
-                <w:sz w:val="16"/>
-              </w:rPr>
-              <w:t>s/d</w:t>
-            </w:r>
-          </w:p>
-        </w:tc>
-        <w:tc>
-          <w:tcPr>
-            <w:tcW w:type="dxa" w:w="1656"/>
-          </w:tcPr>
-          <w:p>
-            <w:r>
-              <w:rPr>
-                <w:rFonts w:ascii="Calibri" w:hAnsi="Calibri"/>
-                <w:b w:val="0"/>
-                <w:i w:val="0"/>
-                <w:color w:val="1A2238"/>
-                <w:sz w:val="16"/>
-              </w:rPr>
-              <w:t>peruanos con trabajo</w:t>
-            </w:r>
-          </w:p>
-        </w:tc>
-        <w:tc>
-          <w:tcPr>
-            <w:tcW w:type="dxa" w:w="1656"/>
-          </w:tcPr>
-          <w:p>
-            <w:r>
-              <w:rPr>
-                <w:rFonts w:ascii="Calibri" w:hAnsi="Calibri"/>
-                <w:b w:val="0"/>
-                <w:i w:val="0"/>
-                <w:color w:val="1A2238"/>
-                <w:sz w:val="16"/>
-              </w:rPr>
-              <w:t>—</w:t>
-            </w:r>
-          </w:p>
-        </w:tc>
-        <w:tc>
-          <w:tcPr>
-            <w:tcW w:type="dxa" w:w="1656"/>
-          </w:tcPr>
-          <w:p>
-            <w:r>
-              <w:rPr>
-                <w:rFonts w:ascii="Calibri" w:hAnsi="Calibri"/>
-                <w:b w:val="0"/>
-                <w:i w:val="0"/>
-                <w:color w:val="1A2238"/>
-                <w:sz w:val="16"/>
-              </w:rPr>
-              <w:t>Plan Perú 2040 - Comisión MYPE (punto de partida)</w:t>
+              <w:t>Comisión MYPE - Plan Perú 2040</w:t>
             </w:r>
           </w:p>
         </w:tc>
@@ -1000,7 +1297,7 @@
                 <w:color w:val="1A2238"/>
                 <w:sz w:val="16"/>
               </w:rPr>
-              <w:t>Plan Perú 2040 - Comisión MYPE (punto de partida)</w:t>
+              <w:t>Comisión MYPE - Plan Perú 2040</w:t>
             </w:r>
           </w:p>
         </w:tc>
@@ -1019,7 +1316,7 @@
                 <w:color w:val="1A2238"/>
                 <w:sz w:val="16"/>
               </w:rPr>
-              <w:t>MYPE formales</w:t>
+              <w:t>MYPE formales con certificación ISO / buenas prácticas</w:t>
             </w:r>
           </w:p>
         </w:tc>
@@ -1036,7 +1333,7 @@
                 <w:color w:val="1A2238"/>
                 <w:sz w:val="16"/>
               </w:rPr>
-              <w:t>35</w:t>
+              <w:t>0.5</w:t>
             </w:r>
           </w:p>
         </w:tc>
@@ -1104,7 +1401,7 @@
                 <w:color w:val="1A2238"/>
                 <w:sz w:val="16"/>
               </w:rPr>
-              <w:t>Plan Perú 2040 - Comisión MYPE (punto de partida)</w:t>
+              <w:t>Comisión MYPE - Plan Perú 2040</w:t>
             </w:r>
           </w:p>
         </w:tc>
@@ -1123,7 +1420,7 @@
                 <w:color w:val="1A2238"/>
                 <w:sz w:val="16"/>
               </w:rPr>
-              <w:t>MYPE formales ubicadas en el sector terciario</w:t>
+              <w:t>Número de micro y pequeñas empresas</w:t>
             </w:r>
           </w:p>
         </w:tc>
@@ -1140,7 +1437,7 @@
                 <w:color w:val="1A2238"/>
                 <w:sz w:val="16"/>
               </w:rPr>
-              <w:t>82</w:t>
+              <w:t>4 000 000</w:t>
             </w:r>
           </w:p>
         </w:tc>
@@ -1174,7 +1471,7 @@
                 <w:color w:val="1A2238"/>
                 <w:sz w:val="16"/>
               </w:rPr>
-              <w:t>% de MYPE formales</w:t>
+              <w:t>empresas</w:t>
             </w:r>
           </w:p>
         </w:tc>
@@ -1208,7 +1505,7 @@
                 <w:color w:val="1A2238"/>
                 <w:sz w:val="16"/>
               </w:rPr>
-              <w:t>Plan Perú 2040 - Comisión MYPE (diagnóstico nacional)</w:t>
+              <w:t>Comisión MYPE - Plan Perú 2040</w:t>
             </w:r>
           </w:p>
         </w:tc>
@@ -1227,7 +1524,7 @@
                 <w:color w:val="1A2238"/>
                 <w:sz w:val="16"/>
               </w:rPr>
-              <w:t>MYPE formales en el sector comercio</w:t>
+              <w:t>Empleo generado por las MYPE</w:t>
             </w:r>
           </w:p>
         </w:tc>
@@ -1244,7 +1541,7 @@
                 <w:color w:val="1A2238"/>
                 <w:sz w:val="16"/>
               </w:rPr>
-              <w:t>49.6</w:t>
+              <w:t>10 000 000</w:t>
             </w:r>
           </w:p>
         </w:tc>
@@ -1278,7 +1575,7 @@
                 <w:color w:val="1A2238"/>
                 <w:sz w:val="16"/>
               </w:rPr>
-              <w:t>% de MYPE formales</w:t>
+              <w:t>trabajadores</w:t>
             </w:r>
           </w:p>
         </w:tc>
@@ -1312,7 +1609,7 @@
                 <w:color w:val="1A2238"/>
                 <w:sz w:val="16"/>
               </w:rPr>
-              <w:t>Plan Perú 2040 - Comisión MYPE</w:t>
+              <w:t>Comisión MYPE - Plan Perú 2040</w:t>
             </w:r>
           </w:p>
         </w:tc>
@@ -1331,24 +1628,7 @@
                 <w:color w:val="1A2238"/>
                 <w:sz w:val="16"/>
               </w:rPr>
-              <w:t>MYPE formales en servicios</w:t>
-            </w:r>
-          </w:p>
-        </w:tc>
-        <w:tc>
-          <w:tcPr>
-            <w:tcW w:type="dxa" w:w="1656"/>
-          </w:tcPr>
-          <w:p>
-            <w:r>
-              <w:rPr>
-                <w:rFonts w:ascii="Calibri" w:hAnsi="Calibri"/>
-                <w:b w:val="0"/>
-                <w:i w:val="0"/>
-                <w:color w:val="1A2238"/>
-                <w:sz w:val="16"/>
-              </w:rPr>
-              <w:t>33.3</w:t>
+              <w:t>Incremento en el aporte del PBI de las PYME</w:t>
             </w:r>
           </w:p>
         </w:tc>
@@ -1382,7 +1662,24 @@
                 <w:color w:val="1A2238"/>
                 <w:sz w:val="16"/>
               </w:rPr>
-              <w:t>% de MYPE formales</w:t>
+              <w:t>s/d</w:t>
+            </w:r>
+          </w:p>
+        </w:tc>
+        <w:tc>
+          <w:tcPr>
+            <w:tcW w:type="dxa" w:w="1656"/>
+          </w:tcPr>
+          <w:p>
+            <w:r>
+              <w:rPr>
+                <w:rFonts w:ascii="Calibri" w:hAnsi="Calibri"/>
+                <w:b w:val="0"/>
+                <w:i w:val="0"/>
+                <w:color w:val="1A2238"/>
+                <w:sz w:val="16"/>
+              </w:rPr>
+              <w:t>% del PBI</w:t>
             </w:r>
           </w:p>
         </w:tc>
@@ -1416,7 +1713,7 @@
                 <w:color w:val="1A2238"/>
                 <w:sz w:val="16"/>
               </w:rPr>
-              <w:t>Plan Perú 2040 - Comisión MYPE</w:t>
+              <w:t>Matriz de indicadores OE1 - Comisión MYPE</w:t>
             </w:r>
           </w:p>
         </w:tc>
@@ -1435,24 +1732,7 @@
                 <w:color w:val="1A2238"/>
                 <w:sz w:val="16"/>
               </w:rPr>
-              <w:t>MYPE formales en manufactura</w:t>
-            </w:r>
-          </w:p>
-        </w:tc>
-        <w:tc>
-          <w:tcPr>
-            <w:tcW w:type="dxa" w:w="1656"/>
-          </w:tcPr>
-          <w:p>
-            <w:r>
-              <w:rPr>
-                <w:rFonts w:ascii="Calibri" w:hAnsi="Calibri"/>
-                <w:b w:val="0"/>
-                <w:i w:val="0"/>
-                <w:color w:val="1A2238"/>
-                <w:sz w:val="16"/>
-              </w:rPr>
-              <w:t>11</w:t>
+              <w:t>Tasa de mortalidad de las MYPE</w:t>
             </w:r>
           </w:p>
         </w:tc>
@@ -1486,7 +1766,24 @@
                 <w:color w:val="1A2238"/>
                 <w:sz w:val="16"/>
               </w:rPr>
-              <w:t>% de MYPE formales</w:t>
+              <w:t>s/d</w:t>
+            </w:r>
+          </w:p>
+        </w:tc>
+        <w:tc>
+          <w:tcPr>
+            <w:tcW w:type="dxa" w:w="1656"/>
+          </w:tcPr>
+          <w:p>
+            <w:r>
+              <w:rPr>
+                <w:rFonts w:ascii="Calibri" w:hAnsi="Calibri"/>
+                <w:b w:val="0"/>
+                <w:i w:val="0"/>
+                <w:color w:val="1A2238"/>
+                <w:sz w:val="16"/>
+              </w:rPr>
+              <w:t>%</w:t>
             </w:r>
           </w:p>
         </w:tc>
@@ -1520,7 +1817,7 @@
                 <w:color w:val="1A2238"/>
                 <w:sz w:val="16"/>
               </w:rPr>
-              <w:t>Plan Perú 2040 - Comisión MYPE</w:t>
+              <w:t>Matriz de indicadores OE1 - Comisión MYPE</w:t>
             </w:r>
           </w:p>
         </w:tc>
@@ -1539,24 +1836,7 @@
                 <w:color w:val="1A2238"/>
                 <w:sz w:val="16"/>
               </w:rPr>
-              <w:t>MYPE formales en actividad agropecuaria</w:t>
-            </w:r>
-          </w:p>
-        </w:tc>
-        <w:tc>
-          <w:tcPr>
-            <w:tcW w:type="dxa" w:w="1656"/>
-          </w:tcPr>
-          <w:p>
-            <w:r>
-              <w:rPr>
-                <w:rFonts w:ascii="Calibri" w:hAnsi="Calibri"/>
-                <w:b w:val="0"/>
-                <w:i w:val="0"/>
-                <w:color w:val="1A2238"/>
-                <w:sz w:val="16"/>
-              </w:rPr>
-              <w:t>2.9</w:t>
+              <w:t>Porcentaje de MYPE con acceso a internet</w:t>
             </w:r>
           </w:p>
         </w:tc>
@@ -1590,7 +1870,24 @@
                 <w:color w:val="1A2238"/>
                 <w:sz w:val="16"/>
               </w:rPr>
-              <w:t>% de MYPE formales</w:t>
+              <w:t>s/d</w:t>
+            </w:r>
+          </w:p>
+        </w:tc>
+        <w:tc>
+          <w:tcPr>
+            <w:tcW w:type="dxa" w:w="1656"/>
+          </w:tcPr>
+          <w:p>
+            <w:r>
+              <w:rPr>
+                <w:rFonts w:ascii="Calibri" w:hAnsi="Calibri"/>
+                <w:b w:val="0"/>
+                <w:i w:val="0"/>
+                <w:color w:val="1A2238"/>
+                <w:sz w:val="16"/>
+              </w:rPr>
+              <w:t>% de MYPE</w:t>
             </w:r>
           </w:p>
         </w:tc>
@@ -1624,7 +1921,7 @@
                 <w:color w:val="1A2238"/>
                 <w:sz w:val="16"/>
               </w:rPr>
-              <w:t>Plan Perú 2040 - Comisión MYPE</w:t>
+              <w:t>Matriz de indicadores OE2 - Comisión MYPE</w:t>
             </w:r>
           </w:p>
         </w:tc>
@@ -1643,24 +1940,7 @@
                 <w:color w:val="1A2238"/>
                 <w:sz w:val="16"/>
               </w:rPr>
-              <w:t>MYPE formales en construcción</w:t>
-            </w:r>
-          </w:p>
-        </w:tc>
-        <w:tc>
-          <w:tcPr>
-            <w:tcW w:type="dxa" w:w="1656"/>
-          </w:tcPr>
-          <w:p>
-            <w:r>
-              <w:rPr>
-                <w:rFonts w:ascii="Calibri" w:hAnsi="Calibri"/>
-                <w:b w:val="0"/>
-                <w:i w:val="0"/>
-                <w:color w:val="1A2238"/>
-                <w:sz w:val="16"/>
-              </w:rPr>
-              <w:t>2.5</w:t>
+              <w:t>Número de empresas beneficiadas por transferencias tecnológicas</w:t>
             </w:r>
           </w:p>
         </w:tc>
@@ -1694,7 +1974,24 @@
                 <w:color w:val="1A2238"/>
                 <w:sz w:val="16"/>
               </w:rPr>
-              <w:t>% de MYPE formales</w:t>
+              <w:t>s/d</w:t>
+            </w:r>
+          </w:p>
+        </w:tc>
+        <w:tc>
+          <w:tcPr>
+            <w:tcW w:type="dxa" w:w="1656"/>
+          </w:tcPr>
+          <w:p>
+            <w:r>
+              <w:rPr>
+                <w:rFonts w:ascii="Calibri" w:hAnsi="Calibri"/>
+                <w:b w:val="0"/>
+                <w:i w:val="0"/>
+                <w:color w:val="1A2238"/>
+                <w:sz w:val="16"/>
+              </w:rPr>
+              <w:t>empresas</w:t>
             </w:r>
           </w:p>
         </w:tc>
@@ -1728,7 +2025,7 @@
                 <w:color w:val="1A2238"/>
                 <w:sz w:val="16"/>
               </w:rPr>
-              <w:t>Plan Perú 2040 - Comisión MYPE</w:t>
+              <w:t>Matriz de indicadores OE2 - Comisión MYPE</w:t>
             </w:r>
           </w:p>
         </w:tc>
@@ -1747,24 +2044,7 @@
                 <w:color w:val="1A2238"/>
                 <w:sz w:val="16"/>
               </w:rPr>
-              <w:t>MYPE formales en pesca, minería e hidrocarburos</w:t>
-            </w:r>
-          </w:p>
-        </w:tc>
-        <w:tc>
-          <w:tcPr>
-            <w:tcW w:type="dxa" w:w="1656"/>
-          </w:tcPr>
-          <w:p>
-            <w:r>
-              <w:rPr>
-                <w:rFonts w:ascii="Calibri" w:hAnsi="Calibri"/>
-                <w:b w:val="0"/>
-                <w:i w:val="0"/>
-                <w:color w:val="1A2238"/>
-                <w:sz w:val="16"/>
-              </w:rPr>
-              <w:t>0.7</w:t>
+              <w:t>Número de patentes creadas por las MYPE</w:t>
             </w:r>
           </w:p>
         </w:tc>
@@ -1798,7 +2078,24 @@
                 <w:color w:val="1A2238"/>
                 <w:sz w:val="16"/>
               </w:rPr>
-              <w:t>% de MYPE formales</w:t>
+              <w:t>s/d</w:t>
+            </w:r>
+          </w:p>
+        </w:tc>
+        <w:tc>
+          <w:tcPr>
+            <w:tcW w:type="dxa" w:w="1656"/>
+          </w:tcPr>
+          <w:p>
+            <w:r>
+              <w:rPr>
+                <w:rFonts w:ascii="Calibri" w:hAnsi="Calibri"/>
+                <w:b w:val="0"/>
+                <w:i w:val="0"/>
+                <w:color w:val="1A2238"/>
+                <w:sz w:val="16"/>
+              </w:rPr>
+              <w:t>patentes</w:t>
             </w:r>
           </w:p>
         </w:tc>
@@ -1832,7 +2129,7 @@
                 <w:color w:val="1A2238"/>
                 <w:sz w:val="16"/>
               </w:rPr>
-              <w:t>Plan Perú 2040 - Comisión MYPE</w:t>
+              <w:t>Matriz de indicadores OE2 - Comisión MYPE</w:t>
             </w:r>
           </w:p>
         </w:tc>
@@ -1851,24 +2148,7 @@
                 <w:color w:val="1A2238"/>
                 <w:sz w:val="16"/>
               </w:rPr>
-              <w:t>MYPE con certificación de buenas prácticas / normas ISO</w:t>
-            </w:r>
-          </w:p>
-        </w:tc>
-        <w:tc>
-          <w:tcPr>
-            <w:tcW w:type="dxa" w:w="1656"/>
-          </w:tcPr>
-          <w:p>
-            <w:r>
-              <w:rPr>
-                <w:rFonts w:ascii="Calibri" w:hAnsi="Calibri"/>
-                <w:b w:val="0"/>
-                <w:i w:val="0"/>
-                <w:color w:val="1A2238"/>
-                <w:sz w:val="16"/>
-              </w:rPr>
-              <w:t>0.5</w:t>
+              <w:t>Número de marcas creadas por las MYPE</w:t>
             </w:r>
           </w:p>
         </w:tc>
@@ -1902,7 +2182,24 @@
                 <w:color w:val="1A2238"/>
                 <w:sz w:val="16"/>
               </w:rPr>
-              <w:t>% de MYPE formales</w:t>
+              <w:t>s/d</w:t>
+            </w:r>
+          </w:p>
+        </w:tc>
+        <w:tc>
+          <w:tcPr>
+            <w:tcW w:type="dxa" w:w="1656"/>
+          </w:tcPr>
+          <w:p>
+            <w:r>
+              <w:rPr>
+                <w:rFonts w:ascii="Calibri" w:hAnsi="Calibri"/>
+                <w:b w:val="0"/>
+                <w:i w:val="0"/>
+                <w:color w:val="1A2238"/>
+                <w:sz w:val="16"/>
+              </w:rPr>
+              <w:t>marcas</w:t>
             </w:r>
           </w:p>
         </w:tc>
@@ -1936,7 +2233,7 @@
                 <w:color w:val="1A2238"/>
                 <w:sz w:val="16"/>
               </w:rPr>
-              <w:t>Plan Perú 2040 - Comisión MYPE</w:t>
+              <w:t>Matriz de indicadores OE2 - Comisión MYPE</w:t>
             </w:r>
           </w:p>
         </w:tc>
@@ -1955,24 +2252,7 @@
                 <w:color w:val="1A2238"/>
                 <w:sz w:val="16"/>
               </w:rPr>
-              <w:t>Cuota mínima de compras del Estado reservada a las MYPE</w:t>
-            </w:r>
-          </w:p>
-        </w:tc>
-        <w:tc>
-          <w:tcPr>
-            <w:tcW w:type="dxa" w:w="1656"/>
-          </w:tcPr>
-          <w:p>
-            <w:r>
-              <w:rPr>
-                <w:rFonts w:ascii="Calibri" w:hAnsi="Calibri"/>
-                <w:b w:val="0"/>
-                <w:i w:val="0"/>
-                <w:color w:val="1A2238"/>
-                <w:sz w:val="16"/>
-              </w:rPr>
-              <w:t>40</w:t>
+              <w:t>Número de empresas creadas desde la educación superior</w:t>
             </w:r>
           </w:p>
         </w:tc>
@@ -2006,7 +2286,24 @@
                 <w:color w:val="1A2238"/>
                 <w:sz w:val="16"/>
               </w:rPr>
-              <w:t>% de las compras estatales</w:t>
+              <w:t>s/d</w:t>
+            </w:r>
+          </w:p>
+        </w:tc>
+        <w:tc>
+          <w:tcPr>
+            <w:tcW w:type="dxa" w:w="1656"/>
+          </w:tcPr>
+          <w:p>
+            <w:r>
+              <w:rPr>
+                <w:rFonts w:ascii="Calibri" w:hAnsi="Calibri"/>
+                <w:b w:val="0"/>
+                <w:i w:val="0"/>
+                <w:color w:val="1A2238"/>
+                <w:sz w:val="16"/>
+              </w:rPr>
+              <w:t>empresas</w:t>
             </w:r>
           </w:p>
         </w:tc>
@@ -2040,7 +2337,7 @@
                 <w:color w:val="1A2238"/>
                 <w:sz w:val="16"/>
               </w:rPr>
-              <w:t>Plan Perú 2040 - Comisión MYPE (Ley MYPE)</w:t>
+              <w:t>Matriz de indicadores OE3/OE4 - Comisión MYPE</w:t>
             </w:r>
           </w:p>
         </w:tc>
@@ -2059,24 +2356,7 @@
                 <w:color w:val="1A2238"/>
                 <w:sz w:val="16"/>
               </w:rPr>
-              <w:t>Tasa única de impuesto a la renta para microempresas en el RER</w:t>
-            </w:r>
-          </w:p>
-        </w:tc>
-        <w:tc>
-          <w:tcPr>
-            <w:tcW w:type="dxa" w:w="1656"/>
-          </w:tcPr>
-          <w:p>
-            <w:r>
-              <w:rPr>
-                <w:rFonts w:ascii="Calibri" w:hAnsi="Calibri"/>
-                <w:b w:val="0"/>
-                <w:i w:val="0"/>
-                <w:color w:val="1A2238"/>
-                <w:sz w:val="16"/>
-              </w:rPr>
-              <w:t>1.5</w:t>
+              <w:t>Número de empresas asociadas</w:t>
             </w:r>
           </w:p>
         </w:tc>
@@ -2110,7 +2390,24 @@
                 <w:color w:val="1A2238"/>
                 <w:sz w:val="16"/>
               </w:rPr>
-              <w:t>% de ingresos netos mensuales</w:t>
+              <w:t>s/d</w:t>
+            </w:r>
+          </w:p>
+        </w:tc>
+        <w:tc>
+          <w:tcPr>
+            <w:tcW w:type="dxa" w:w="1656"/>
+          </w:tcPr>
+          <w:p>
+            <w:r>
+              <w:rPr>
+                <w:rFonts w:ascii="Calibri" w:hAnsi="Calibri"/>
+                <w:b w:val="0"/>
+                <w:i w:val="0"/>
+                <w:color w:val="1A2238"/>
+                <w:sz w:val="16"/>
+              </w:rPr>
+              <w:t>empresas</w:t>
             </w:r>
           </w:p>
         </w:tc>
@@ -2144,7 +2441,7 @@
                 <w:color w:val="1A2238"/>
                 <w:sz w:val="16"/>
               </w:rPr>
-              <w:t>Plan Perú 2040 - Comisión MYPE (beneficios tributarios)</w:t>
+              <w:t>Matriz de indicadores OE5 - Comisión MYPE</w:t>
             </w:r>
           </w:p>
         </w:tc>
@@ -2163,24 +2460,7 @@
                 <w:color w:val="1A2238"/>
                 <w:sz w:val="16"/>
               </w:rPr>
-              <w:t>Plazo de depreciación acelerada para pequeñas empresas</w:t>
-            </w:r>
-          </w:p>
-        </w:tc>
-        <w:tc>
-          <w:tcPr>
-            <w:tcW w:type="dxa" w:w="1656"/>
-          </w:tcPr>
-          <w:p>
-            <w:r>
-              <w:rPr>
-                <w:rFonts w:ascii="Calibri" w:hAnsi="Calibri"/>
-                <w:b w:val="0"/>
-                <w:i w:val="0"/>
-                <w:color w:val="1A2238"/>
-                <w:sz w:val="16"/>
-              </w:rPr>
-              <w:t>3</w:t>
+              <w:t>Número de clústeres formados</w:t>
             </w:r>
           </w:p>
         </w:tc>
@@ -2214,7 +2494,24 @@
                 <w:color w:val="1A2238"/>
                 <w:sz w:val="16"/>
               </w:rPr>
-              <w:t>años</w:t>
+              <w:t>s/d</w:t>
+            </w:r>
+          </w:p>
+        </w:tc>
+        <w:tc>
+          <w:tcPr>
+            <w:tcW w:type="dxa" w:w="1656"/>
+          </w:tcPr>
+          <w:p>
+            <w:r>
+              <w:rPr>
+                <w:rFonts w:ascii="Calibri" w:hAnsi="Calibri"/>
+                <w:b w:val="0"/>
+                <w:i w:val="0"/>
+                <w:color w:val="1A2238"/>
+                <w:sz w:val="16"/>
+              </w:rPr>
+              <w:t>clústeres</w:t>
             </w:r>
           </w:p>
         </w:tc>
@@ -2248,7 +2545,7 @@
                 <w:color w:val="1A2238"/>
                 <w:sz w:val="16"/>
               </w:rPr>
-              <w:t>Plan Perú 2040 - Comisión MYPE (beneficios tributarios pequeñas empresas)</w:t>
+              <w:t>Matriz de indicadores OE5 - Comisión MYPE</w:t>
             </w:r>
           </w:p>
         </w:tc>
@@ -2267,7 +2564,7 @@
                 <w:color w:val="1A2238"/>
                 <w:sz w:val="16"/>
               </w:rPr>
-              <w:t>Trabajadores a formalizar (meta del DS de competitividad MYPE, 1 oct 2008)</w:t>
+              <w:t>Número de empresas beneficiadas por los CITE</w:t>
             </w:r>
           </w:p>
         </w:tc>
@@ -2301,7 +2598,7 @@
                 <w:color w:val="1A2238"/>
                 <w:sz w:val="16"/>
               </w:rPr>
-              <w:t>3 000 000</w:t>
+              <w:t>s/d</w:t>
             </w:r>
           </w:p>
         </w:tc>
@@ -2318,7 +2615,7 @@
                 <w:color w:val="1A2238"/>
                 <w:sz w:val="16"/>
               </w:rPr>
-              <w:t>trabajadores formalizados</w:t>
+              <w:t>empresas</w:t>
             </w:r>
           </w:p>
         </w:tc>
@@ -2352,7 +2649,7 @@
                 <w:color w:val="1A2238"/>
                 <w:sz w:val="16"/>
               </w:rPr>
-              <w:t>Plan Perú 2040 - Comisión MYPE (DS Ministerio de la Producción, 2008)</w:t>
+              <w:t>Matriz de indicadores OE6 - Comisión MYPE</w:t>
             </w:r>
           </w:p>
         </w:tc>
@@ -2371,24 +2668,7 @@
                 <w:color w:val="1A2238"/>
                 <w:sz w:val="16"/>
               </w:rPr>
-              <w:t>Tiempo para constituir una empresa</w:t>
-            </w:r>
-          </w:p>
-        </w:tc>
-        <w:tc>
-          <w:tcPr>
-            <w:tcW w:type="dxa" w:w="1656"/>
-          </w:tcPr>
-          <w:p>
-            <w:r>
-              <w:rPr>
-                <w:rFonts w:ascii="Calibri" w:hAnsi="Calibri"/>
-                <w:b w:val="0"/>
-                <w:i w:val="0"/>
-                <w:color w:val="1A2238"/>
-                <w:sz w:val="16"/>
-              </w:rPr>
-              <w:t>72</w:t>
+              <w:t>Número de centros especializados de apoyo a las MYPE creados</w:t>
             </w:r>
           </w:p>
         </w:tc>
@@ -2422,7 +2702,24 @@
                 <w:color w:val="1A2238"/>
                 <w:sz w:val="16"/>
               </w:rPr>
-              <w:t>horas</w:t>
+              <w:t>s/d</w:t>
+            </w:r>
+          </w:p>
+        </w:tc>
+        <w:tc>
+          <w:tcPr>
+            <w:tcW w:type="dxa" w:w="1656"/>
+          </w:tcPr>
+          <w:p>
+            <w:r>
+              <w:rPr>
+                <w:rFonts w:ascii="Calibri" w:hAnsi="Calibri"/>
+                <w:b w:val="0"/>
+                <w:i w:val="0"/>
+                <w:color w:val="1A2238"/>
+                <w:sz w:val="16"/>
+              </w:rPr>
+              <w:t>centros</w:t>
             </w:r>
           </w:p>
         </w:tc>
@@ -2456,7 +2753,7 @@
                 <w:color w:val="1A2238"/>
                 <w:sz w:val="16"/>
               </w:rPr>
-              <w:t>Plan Perú 2040 - Comisión MYPE (Ley MYPE)</w:t>
+              <w:t>Matriz de indicadores OE6 - Comisión MYPE</w:t>
             </w:r>
           </w:p>
         </w:tc>
@@ -2471,195 +2768,7 @@
           <w:color w:val="D91023"/>
           <w:sz w:val="26"/>
         </w:rPr>
-        <w:t>Pilares de la estrategia</w:t>
-      </w:r>
-    </w:p>
-    <w:p>
-      <w:r>
-        <w:rPr>
-          <w:rFonts w:ascii="Calibri" w:hAnsi="Calibri"/>
-          <w:b/>
-          <w:i w:val="0"/>
-          <w:color w:val="1A2238"/>
-          <w:sz w:val="21"/>
-        </w:rPr>
-        <w:t xml:space="preserve">Asociatividad y articulación: </w:t>
-      </w:r>
-      <w:r>
-        <w:rPr>
-          <w:rFonts w:ascii="Calibri" w:hAnsi="Calibri"/>
-          <w:b w:val="0"/>
-          <w:i w:val="0"/>
-          <w:color w:val="1A2238"/>
-          <w:sz w:val="21"/>
-        </w:rPr>
-        <w:t>Interrelacionar a los micro, pequeños y medianos empresarios entre sí y con las grandes empresas; fomentar alianzas entre MYPE, universidades, institutos tecnológicos, institutos de investigación y gremios; promover el desarrollo de clústeres en diferentes regiones del país.</w:t>
-      </w:r>
-    </w:p>
-    <w:p>
-      <w:r>
-        <w:rPr>
-          <w:rFonts w:ascii="Calibri" w:hAnsi="Calibri"/>
-          <w:b/>
-          <w:i w:val="0"/>
-          <w:color w:val="1A2238"/>
-          <w:sz w:val="21"/>
-        </w:rPr>
-        <w:t xml:space="preserve">Desarrollo y transferencia tecnológica: </w:t>
-      </w:r>
-      <w:r>
-        <w:rPr>
-          <w:rFonts w:ascii="Calibri" w:hAnsi="Calibri"/>
-          <w:b w:val="0"/>
-          <w:i w:val="0"/>
-          <w:color w:val="1A2238"/>
-          <w:sz w:val="21"/>
-        </w:rPr>
-        <w:t>Desarrollar tecnologías en las empresas para incursionar en mercados tecnológicos (servicios y bienes) y aplicar nuevas tecnologías; crear y difundir programas de transferencia tecnológica y software práctico especializado y accesible para las MYPE.</w:t>
-      </w:r>
-    </w:p>
-    <w:p>
-      <w:r>
-        <w:rPr>
-          <w:rFonts w:ascii="Calibri" w:hAnsi="Calibri"/>
-          <w:b/>
-          <w:i w:val="0"/>
-          <w:color w:val="1A2238"/>
-          <w:sz w:val="21"/>
-        </w:rPr>
-        <w:t xml:space="preserve">Educación emprendedora e innovadora: </w:t>
-      </w:r>
-      <w:r>
-        <w:rPr>
-          <w:rFonts w:ascii="Calibri" w:hAnsi="Calibri"/>
-          <w:b w:val="0"/>
-          <w:i w:val="0"/>
-          <w:color w:val="1A2238"/>
-          <w:sz w:val="21"/>
-        </w:rPr>
-        <w:t>Fomentar la educación tecnológica, innovadora y emprendedora desde la etapa inicial de la formación estudiantil; incorporar talleres de creatividad, innovación y emprendimiento en la currícula de la educación básica.</w:t>
-      </w:r>
-    </w:p>
-    <w:p>
-      <w:r>
-        <w:rPr>
-          <w:rFonts w:ascii="Calibri" w:hAnsi="Calibri"/>
-          <w:b/>
-          <w:i w:val="0"/>
-          <w:color w:val="1A2238"/>
-          <w:sz w:val="21"/>
-        </w:rPr>
-        <w:t xml:space="preserve">Creación de empresas de base tecnológica: </w:t>
-      </w:r>
-      <w:r>
-        <w:rPr>
-          <w:rFonts w:ascii="Calibri" w:hAnsi="Calibri"/>
-          <w:b w:val="0"/>
-          <w:i w:val="0"/>
-          <w:color w:val="1A2238"/>
-          <w:sz w:val="21"/>
-        </w:rPr>
-        <w:t>Facilitar y promover la creación de PYME con base tecnológica y spin-off; crear incubadoras de empresa en universidades e institutos tecnológicos estatales.</w:t>
-      </w:r>
-    </w:p>
-    <w:p>
-      <w:r>
-        <w:rPr>
-          <w:rFonts w:ascii="Calibri" w:hAnsi="Calibri"/>
-          <w:b/>
-          <w:i w:val="0"/>
-          <w:color w:val="1A2238"/>
-          <w:sz w:val="21"/>
-        </w:rPr>
-        <w:t xml:space="preserve">Profesionalización del empresariado: </w:t>
-      </w:r>
-      <w:r>
-        <w:rPr>
-          <w:rFonts w:ascii="Calibri" w:hAnsi="Calibri"/>
-          <w:b w:val="0"/>
-          <w:i w:val="0"/>
-          <w:color w:val="1A2238"/>
-          <w:sz w:val="21"/>
-        </w:rPr>
-        <w:t>Incentivar la incorporación de profesionales y la profesionalización de los empresarios mediante sensibilización, capacitación y mostrar casos de éxito empresarial.</w:t>
-      </w:r>
-    </w:p>
-    <w:p>
-      <w:r>
-        <w:rPr>
-          <w:rFonts w:ascii="Calibri" w:hAnsi="Calibri"/>
-          <w:b/>
-          <w:i w:val="0"/>
-          <w:color w:val="1A2238"/>
-          <w:sz w:val="21"/>
-        </w:rPr>
-        <w:t xml:space="preserve">Centros especializados de apoyo: </w:t>
-      </w:r>
-      <w:r>
-        <w:rPr>
-          <w:rFonts w:ascii="Calibri" w:hAnsi="Calibri"/>
-          <w:b w:val="0"/>
-          <w:i w:val="0"/>
-          <w:color w:val="1A2238"/>
-          <w:sz w:val="21"/>
-        </w:rPr>
-        <w:t>Crear centros especializados de apoyo para las MYPE (CITEs, centros de vigilancia estratégica) y programas de apoyo desde las universidades e institutos.</w:t>
-      </w:r>
-    </w:p>
-    <w:p>
-      <w:r>
-        <w:rPr>
-          <w:rFonts w:ascii="Calibri" w:hAnsi="Calibri"/>
-          <w:b/>
-          <w:i w:val="0"/>
-          <w:color w:val="1A2238"/>
-          <w:sz w:val="21"/>
-        </w:rPr>
-        <w:t xml:space="preserve">Formalización: </w:t>
-      </w:r>
-      <w:r>
-        <w:rPr>
-          <w:rFonts w:ascii="Calibri" w:hAnsi="Calibri"/>
-          <w:b w:val="0"/>
-          <w:i w:val="0"/>
-          <w:color w:val="1A2238"/>
-          <w:sz w:val="21"/>
-        </w:rPr>
-        <w:t>Aumentar la formalización de las MYPE disminuyendo los obstáculos burocráticos, promoviendo el interés de formalizarse y proponiendo programas de certificación internacional.</w:t>
-      </w:r>
-    </w:p>
-    <w:p>
-      <w:r>
-        <w:rPr>
-          <w:rFonts w:ascii="Calibri" w:hAnsi="Calibri"/>
-          <w:b/>
-          <w:i w:val="0"/>
-          <w:color w:val="1A2238"/>
-          <w:sz w:val="21"/>
-        </w:rPr>
-        <w:t xml:space="preserve">Calidad de servicios y producción: </w:t>
-      </w:r>
-      <w:r>
-        <w:rPr>
-          <w:rFonts w:ascii="Calibri" w:hAnsi="Calibri"/>
-          <w:b w:val="0"/>
-          <w:i w:val="0"/>
-          <w:color w:val="1A2238"/>
-          <w:sz w:val="21"/>
-        </w:rPr>
-        <w:t>Aumentar la calidad de servicios y producción en las MYPE para hacerlas más competitivas y exitosas en el mercado global.</w:t>
-      </w:r>
-    </w:p>
-    <w:p>
-      <w:r>
-        <w:rPr>
-          <w:rFonts w:ascii="Calibri" w:hAnsi="Calibri"/>
-          <w:b/>
-          <w:i w:val="0"/>
-          <w:color w:val="D91023"/>
-          <w:sz w:val="26"/>
-        </w:rPr>
-        <w:t>Hoja de ruta · 100 primeros días</w:t>
+        <w:t>VI · Hitos de los primeros 100 días de Gobierno</w:t>
       </w:r>
     </w:p>
     <w:p>
@@ -2684,7 +2793,7 @@
           <w:color w:val="B8840E"/>
           <w:sz w:val="17"/>
         </w:rPr>
-        <w:t xml:space="preserve">  [Programa / sensibilización]</w:t>
+        <w:t xml:space="preserve">  [Inmediata]</w:t>
       </w:r>
     </w:p>
     <w:p>
@@ -2709,7 +2818,7 @@
           <w:color w:val="B8840E"/>
           <w:sz w:val="17"/>
         </w:rPr>
-        <w:t xml:space="preserve">  [Programa / formación]</w:t>
+        <w:t xml:space="preserve">  [Inmediata]</w:t>
       </w:r>
     </w:p>
     <w:p>
@@ -2724,7 +2833,7 @@
           <w:color w:val="1A2238"/>
           <w:sz w:val="21"/>
         </w:rPr>
-        <w:t>Crear programas y convenios de interacción dinámica entre universidades (egresados experimentados, estudiantes y profesores) y gremios empresariales, impulsados por los gobiernos regionales.</w:t>
+        <w:t>Creación de programas y convenios de interacción dinámica entre universidades (egresados experimentados, estudiantes y profesores) y gremios empresariales, impulsados por los gobiernos regionales.</w:t>
       </w:r>
       <w:r>
         <w:rPr>
@@ -2734,7 +2843,7 @@
           <w:color w:val="B8840E"/>
           <w:sz w:val="17"/>
         </w:rPr>
-        <w:t xml:space="preserve">  [Programa / convenio]</w:t>
+        <w:t xml:space="preserve">  [Inmediata]</w:t>
       </w:r>
     </w:p>
     <w:p>
@@ -2749,7 +2858,7 @@
           <w:color w:val="1A2238"/>
           <w:sz w:val="21"/>
         </w:rPr>
-        <w:t>Crear incubadoras de empresa en las universidades e institutos tecnológicos estatales.</w:t>
+        <w:t>Creación de incubadoras de empresa en las universidades e institutos tecnológicos estatales.</w:t>
       </w:r>
       <w:r>
         <w:rPr>
@@ -2759,7 +2868,7 @@
           <w:color w:val="B8840E"/>
           <w:sz w:val="17"/>
         </w:rPr>
-        <w:t xml:space="preserve">  [Infraestructura / incubadora]</w:t>
+        <w:t xml:space="preserve">  [Inmediata]</w:t>
       </w:r>
     </w:p>
     <w:p>
@@ -2784,7 +2893,7 @@
           <w:color w:val="B8840E"/>
           <w:sz w:val="17"/>
         </w:rPr>
-        <w:t xml:space="preserve">  [Programa / capacitación]</w:t>
+        <w:t xml:space="preserve">  [Inmediata]</w:t>
       </w:r>
     </w:p>
     <w:p>
@@ -2796,7 +2905,7 @@
           <w:color w:val="D91023"/>
           <w:sz w:val="26"/>
         </w:rPr>
-        <w:t>Metas 2050</w:t>
+        <w:t>VII · Articulación con el Acuerdo Nacional y el PEDN al 2050</w:t>
       </w:r>
     </w:p>
     <w:p>
@@ -2811,82 +2920,7 @@
           <w:color w:val="1A2238"/>
           <w:sz w:val="21"/>
         </w:rPr>
-        <w:t>Mayor número de MYPE competitivas y exitosas que contribuyan al desarrollo del país (asegurar buen desarrollo y crecimiento de las MYPE).</w:t>
-      </w:r>
-    </w:p>
-    <w:p>
-      <w:pPr>
-        <w:pStyle w:val="ListBullet"/>
-      </w:pPr>
-      <w:r>
-        <w:rPr>
-          <w:rFonts w:ascii="Calibri" w:hAnsi="Calibri"/>
-          <w:b w:val="0"/>
-          <w:i w:val="0"/>
-          <w:color w:val="1A2238"/>
-          <w:sz w:val="21"/>
-        </w:rPr>
-        <w:t>Mayor número de proyectos e investigaciones presentados y aprobados que hayan solucionado los problemas de las MYPE; reducción de los problemas sociales, ambientales y tecnológicos de las MYPE.</w:t>
-      </w:r>
-    </w:p>
-    <w:p>
-      <w:pPr>
-        <w:pStyle w:val="ListBullet"/>
-      </w:pPr>
-      <w:r>
-        <w:rPr>
-          <w:rFonts w:ascii="Calibri" w:hAnsi="Calibri"/>
-          <w:b w:val="0"/>
-          <w:i w:val="0"/>
-          <w:color w:val="1A2238"/>
-          <w:sz w:val="21"/>
-        </w:rPr>
-        <w:t>Mayor porcentaje de MYPE con base tecnológica (facilitar la creación de PYME con base tecnológica y spin-off).</w:t>
-      </w:r>
-    </w:p>
-    <w:p>
-      <w:pPr>
-        <w:pStyle w:val="ListBullet"/>
-      </w:pPr>
-      <w:r>
-        <w:rPr>
-          <w:rFonts w:ascii="Calibri" w:hAnsi="Calibri"/>
-          <w:b w:val="0"/>
-          <w:i w:val="0"/>
-          <w:color w:val="1A2238"/>
-          <w:sz w:val="21"/>
-        </w:rPr>
-        <w:t>Aumentar la formalización de las MYPE (Objetivo Estratégico 7).</w:t>
-      </w:r>
-    </w:p>
-    <w:p>
-      <w:pPr>
-        <w:pStyle w:val="ListBullet"/>
-      </w:pPr>
-      <w:r>
-        <w:rPr>
-          <w:rFonts w:ascii="Calibri" w:hAnsi="Calibri"/>
-          <w:b w:val="0"/>
-          <w:i w:val="0"/>
-          <w:color w:val="1A2238"/>
-          <w:sz w:val="21"/>
-        </w:rPr>
-        <w:t>Aumentar la calidad de servicios y producción en las MYPE (Objetivo Estratégico 8).</w:t>
-      </w:r>
-    </w:p>
-    <w:p>
-      <w:pPr>
-        <w:pStyle w:val="ListBullet"/>
-      </w:pPr>
-      <w:r>
-        <w:rPr>
-          <w:rFonts w:ascii="Calibri" w:hAnsi="Calibri"/>
-          <w:b w:val="0"/>
-          <w:i w:val="0"/>
-          <w:color w:val="1A2238"/>
-          <w:sz w:val="21"/>
-        </w:rPr>
-        <w:t>Lograr MYPE asociadas, productoras y exportadoras de servicios, generadoras de empleo de calidad y mejorar la calidad de vida de la población.</w:t>
+        <w:t>Acuerdo Nacional - Décimo Cuarta Política de Estado: Acceso al Empleo Pleno, Digno y Productivo (promoción de la micro, pequeña y mediana empresa, formalización del empleo, acceso a mercados, créditos, servicios de desarrollo empresarial y nuevas tecnologías, régimen laboral transitorio para microempresas y apoyo a pequeñas empresas artesanales).</w:t>
       </w:r>
     </w:p>
     <w:p>
@@ -2898,13 +2932,20 @@
           <w:color w:val="D91023"/>
           <w:sz w:val="26"/>
         </w:rPr>
-        <w:t>Acciones e iniciativas</w:t>
+        <w:t>Pilares de la estrategia</w:t>
       </w:r>
     </w:p>
     <w:p>
-      <w:pPr>
-        <w:pStyle w:val="ListBullet"/>
-      </w:pPr>
+      <w:r>
+        <w:rPr>
+          <w:rFonts w:ascii="Calibri" w:hAnsi="Calibri"/>
+          <w:b/>
+          <w:i w:val="0"/>
+          <w:color w:val="1A2238"/>
+          <w:sz w:val="21"/>
+        </w:rPr>
+        <w:t xml:space="preserve">Asociatividad y clústeres: </w:t>
+      </w:r>
       <w:r>
         <w:rPr>
           <w:rFonts w:ascii="Calibri" w:hAnsi="Calibri"/>
@@ -2913,13 +2954,20 @@
           <w:color w:val="1A2238"/>
           <w:sz w:val="21"/>
         </w:rPr>
-        <w:t>Fomentar y proponer programas para facilitar la asociatividad de MYPE con empresas nacionales e internacionales.</w:t>
+        <w:t>Interrelacionar a micro, pequeños y medianos empresarios entre sí y con grandes empresas, promoviendo clústeres regionales y la marca 'Made in Latinoamérica'.</w:t>
       </w:r>
     </w:p>
     <w:p>
-      <w:pPr>
-        <w:pStyle w:val="ListBullet"/>
-      </w:pPr>
+      <w:r>
+        <w:rPr>
+          <w:rFonts w:ascii="Calibri" w:hAnsi="Calibri"/>
+          <w:b/>
+          <w:i w:val="0"/>
+          <w:color w:val="1A2238"/>
+          <w:sz w:val="21"/>
+        </w:rPr>
+        <w:t xml:space="preserve">Tecnología e innovación: </w:t>
+      </w:r>
       <w:r>
         <w:rPr>
           <w:rFonts w:ascii="Calibri" w:hAnsi="Calibri"/>
@@ -2928,13 +2976,20 @@
           <w:color w:val="1A2238"/>
           <w:sz w:val="21"/>
         </w:rPr>
-        <w:t>Promover el desarrollo de diversos clústeres en diferentes regiones del país.</w:t>
+        <w:t>Transferencia tecnológica, creación de empresas de base tecnológica (spin-off), patentes y aplicación de nuevas tecnologías para pasar a la 'mentefactura'.</w:t>
       </w:r>
     </w:p>
     <w:p>
-      <w:pPr>
-        <w:pStyle w:val="ListBullet"/>
-      </w:pPr>
+      <w:r>
+        <w:rPr>
+          <w:rFonts w:ascii="Calibri" w:hAnsi="Calibri"/>
+          <w:b/>
+          <w:i w:val="0"/>
+          <w:color w:val="1A2238"/>
+          <w:sz w:val="21"/>
+        </w:rPr>
+        <w:t xml:space="preserve">Educación emprendedora: </w:t>
+      </w:r>
       <w:r>
         <w:rPr>
           <w:rFonts w:ascii="Calibri" w:hAnsi="Calibri"/>
@@ -2943,13 +2998,20 @@
           <w:color w:val="1A2238"/>
           <w:sz w:val="21"/>
         </w:rPr>
-        <w:t>Crear y difundir programas de transferencia tecnológica.</w:t>
+        <w:t>Fomentar la cultura emprendedora e innovadora desde la educación básica e incorporar talleres de creatividad e innovación en la currícula.</w:t>
       </w:r>
     </w:p>
     <w:p>
-      <w:pPr>
-        <w:pStyle w:val="ListBullet"/>
-      </w:pPr>
+      <w:r>
+        <w:rPr>
+          <w:rFonts w:ascii="Calibri" w:hAnsi="Calibri"/>
+          <w:b/>
+          <w:i w:val="0"/>
+          <w:color w:val="1A2238"/>
+          <w:sz w:val="21"/>
+        </w:rPr>
+        <w:t xml:space="preserve">Profesionalización: </w:t>
+      </w:r>
       <w:r>
         <w:rPr>
           <w:rFonts w:ascii="Calibri" w:hAnsi="Calibri"/>
@@ -2958,13 +3020,20 @@
           <w:color w:val="1A2238"/>
           <w:sz w:val="21"/>
         </w:rPr>
-        <w:t>Fomentar las competencias nacionales e internacionales de productos y servicios innovadores.</w:t>
+        <w:t>Incorporar profesionales y profesionalizar a los empresarios mediante capacitación y sensibilización.</w:t>
       </w:r>
     </w:p>
     <w:p>
-      <w:pPr>
-        <w:pStyle w:val="ListBullet"/>
-      </w:pPr>
+      <w:r>
+        <w:rPr>
+          <w:rFonts w:ascii="Calibri" w:hAnsi="Calibri"/>
+          <w:b/>
+          <w:i w:val="0"/>
+          <w:color w:val="1A2238"/>
+          <w:sz w:val="21"/>
+        </w:rPr>
+        <w:t xml:space="preserve">Centros de apoyo: </w:t>
+      </w:r>
       <w:r>
         <w:rPr>
           <w:rFonts w:ascii="Calibri" w:hAnsi="Calibri"/>
@@ -2973,13 +3042,20 @@
           <w:color w:val="1A2238"/>
           <w:sz w:val="21"/>
         </w:rPr>
-        <w:t>Proponer políticas más adecuadas para crear un entorno cultural emprendedor, innovador y tecnológico desde la etapa inicial de la formación estudiantil.</w:t>
+        <w:t>Crear centros especializados de apoyo (CITE, vigilancia estratégica, incubadoras) para las MYPE.</w:t>
       </w:r>
     </w:p>
     <w:p>
-      <w:pPr>
-        <w:pStyle w:val="ListBullet"/>
-      </w:pPr>
+      <w:r>
+        <w:rPr>
+          <w:rFonts w:ascii="Calibri" w:hAnsi="Calibri"/>
+          <w:b/>
+          <w:i w:val="0"/>
+          <w:color w:val="1A2238"/>
+          <w:sz w:val="21"/>
+        </w:rPr>
+        <w:t xml:space="preserve">Formalización y calidad: </w:t>
+      </w:r>
       <w:r>
         <w:rPr>
           <w:rFonts w:ascii="Calibri" w:hAnsi="Calibri"/>
@@ -2988,172 +3064,7 @@
           <w:color w:val="1A2238"/>
           <w:sz w:val="21"/>
         </w:rPr>
-        <w:t>Proponer la incorporación de talleres de creatividad, innovación y emprendimiento en la currícula de la educación básica.</w:t>
-      </w:r>
-    </w:p>
-    <w:p>
-      <w:pPr>
-        <w:pStyle w:val="ListBullet"/>
-      </w:pPr>
-      <w:r>
-        <w:rPr>
-          <w:rFonts w:ascii="Calibri" w:hAnsi="Calibri"/>
-          <w:b w:val="0"/>
-          <w:i w:val="0"/>
-          <w:color w:val="1A2238"/>
-          <w:sz w:val="21"/>
-        </w:rPr>
-        <w:t>Promover programas para la creación de empresas de base tecnológica.</w:t>
-      </w:r>
-    </w:p>
-    <w:p>
-      <w:pPr>
-        <w:pStyle w:val="ListBullet"/>
-      </w:pPr>
-      <w:r>
-        <w:rPr>
-          <w:rFonts w:ascii="Calibri" w:hAnsi="Calibri"/>
-          <w:b w:val="0"/>
-          <w:i w:val="0"/>
-          <w:color w:val="1A2238"/>
-          <w:sz w:val="21"/>
-        </w:rPr>
-        <w:t>Sensibilización de empresarios para su profesionalización y capacitación.</w:t>
-      </w:r>
-    </w:p>
-    <w:p>
-      <w:pPr>
-        <w:pStyle w:val="ListBullet"/>
-      </w:pPr>
-      <w:r>
-        <w:rPr>
-          <w:rFonts w:ascii="Calibri" w:hAnsi="Calibri"/>
-          <w:b w:val="0"/>
-          <w:i w:val="0"/>
-          <w:color w:val="1A2238"/>
-          <w:sz w:val="21"/>
-        </w:rPr>
-        <w:t>Crear y facilitar el acceso a los Programas de Formación en Planes de negocio para emprendedores visionarios.</w:t>
-      </w:r>
-    </w:p>
-    <w:p>
-      <w:pPr>
-        <w:pStyle w:val="ListBullet"/>
-      </w:pPr>
-      <w:r>
-        <w:rPr>
-          <w:rFonts w:ascii="Calibri" w:hAnsi="Calibri"/>
-          <w:b w:val="0"/>
-          <w:i w:val="0"/>
-          <w:color w:val="1A2238"/>
-          <w:sz w:val="21"/>
-        </w:rPr>
-        <w:t>Fomentar las alianzas entre las MYPE, universidades, institutos tecnológicos, institutos de investigación y entidades de consulta (articulador).</w:t>
-      </w:r>
-    </w:p>
-    <w:p>
-      <w:pPr>
-        <w:pStyle w:val="ListBullet"/>
-      </w:pPr>
-      <w:r>
-        <w:rPr>
-          <w:rFonts w:ascii="Calibri" w:hAnsi="Calibri"/>
-          <w:b w:val="0"/>
-          <w:i w:val="0"/>
-          <w:color w:val="1A2238"/>
-          <w:sz w:val="21"/>
-        </w:rPr>
-        <w:t>Crear y difundir programas para el desarrollo de softwares prácticos, especializados y accesibles para las MYPE.</w:t>
-      </w:r>
-    </w:p>
-    <w:p>
-      <w:pPr>
-        <w:pStyle w:val="ListBullet"/>
-      </w:pPr>
-      <w:r>
-        <w:rPr>
-          <w:rFonts w:ascii="Calibri" w:hAnsi="Calibri"/>
-          <w:b w:val="0"/>
-          <w:i w:val="0"/>
-          <w:color w:val="1A2238"/>
-          <w:sz w:val="21"/>
-        </w:rPr>
-        <w:t>Crear centros de Vigilancia Estratégica para la atención de los gremios de MYPE formalizadas y organismos afines.</w:t>
-      </w:r>
-    </w:p>
-    <w:p>
-      <w:pPr>
-        <w:pStyle w:val="ListBullet"/>
-      </w:pPr>
-      <w:r>
-        <w:rPr>
-          <w:rFonts w:ascii="Calibri" w:hAnsi="Calibri"/>
-          <w:b w:val="0"/>
-          <w:i w:val="0"/>
-          <w:color w:val="1A2238"/>
-          <w:sz w:val="21"/>
-        </w:rPr>
-        <w:t>Promover el interés de formalizarse en las MYPE.</w:t>
-      </w:r>
-    </w:p>
-    <w:p>
-      <w:pPr>
-        <w:pStyle w:val="ListBullet"/>
-      </w:pPr>
-      <w:r>
-        <w:rPr>
-          <w:rFonts w:ascii="Calibri" w:hAnsi="Calibri"/>
-          <w:b w:val="0"/>
-          <w:i w:val="0"/>
-          <w:color w:val="1A2238"/>
-          <w:sz w:val="21"/>
-        </w:rPr>
-        <w:t>Disminuir los obstáculos burocráticos para facilitar la formalización de las MYPE.</w:t>
-      </w:r>
-    </w:p>
-    <w:p>
-      <w:pPr>
-        <w:pStyle w:val="ListBullet"/>
-      </w:pPr>
-      <w:r>
-        <w:rPr>
-          <w:rFonts w:ascii="Calibri" w:hAnsi="Calibri"/>
-          <w:b w:val="0"/>
-          <w:i w:val="0"/>
-          <w:color w:val="1A2238"/>
-          <w:sz w:val="21"/>
-        </w:rPr>
-        <w:t>Proponer programas adecuados a las certificadoras para la certificación internacional de las MYPE.</w:t>
-      </w:r>
-    </w:p>
-    <w:p>
-      <w:pPr>
-        <w:pStyle w:val="ListBullet"/>
-      </w:pPr>
-      <w:r>
-        <w:rPr>
-          <w:rFonts w:ascii="Calibri" w:hAnsi="Calibri"/>
-          <w:b w:val="0"/>
-          <w:i w:val="0"/>
-          <w:color w:val="1A2238"/>
-          <w:sz w:val="21"/>
-        </w:rPr>
-        <w:t>Crear incubadoras de empresa en universidades e institutos tecnológicos estatales.</w:t>
-      </w:r>
-    </w:p>
-    <w:p>
-      <w:pPr>
-        <w:pStyle w:val="ListBullet"/>
-      </w:pPr>
-      <w:r>
-        <w:rPr>
-          <w:rFonts w:ascii="Calibri" w:hAnsi="Calibri"/>
-          <w:b w:val="0"/>
-          <w:i w:val="0"/>
-          <w:color w:val="1A2238"/>
-          <w:sz w:val="21"/>
-        </w:rPr>
-        <w:t>Crear incentivos tributarios a la reinversión en tecnología y capacitación.</w:t>
+        <w:t>Reducir la informalidad y obstáculos burocráticos, e impulsar la certificación internacional y la calidad de servicios y producción.</w:t>
       </w:r>
     </w:p>
     <w:p>
@@ -3177,7 +3088,7 @@
           <w:color w:val="1A2238"/>
           <w:sz w:val="21"/>
         </w:rPr>
-        <w:t>Realizar de inmediato las acciones estratégicas priorizadas mediante la matriz IGO para dar soporte y sentar las bases del proyecto, centrándose en crear programas de formación en planes de negocio para emprendedores visionarios y fomentar las alianzas entre MYPE, universidades e institutos tecnológicos y de investigación, articulando la asociatividad, la transferencia tecnológica y la formalización con apoyo de municipalidades y gobiernos regionales.</w:t>
+        <w:t>Priorizar (vía Matriz IGO) la ejecución inmediata de las acciones estratégicas que sientan las bases del proyecto: formación en planes de negocio, transferencia tecnológica, asociatividad/clústeres, alianzas universidad-empresa y reducción de obstáculos burocráticos para la formalización, con énfasis en el tránsito del enfoque 'manufacturero' al 'mentefacturero' basado en conocimiento técnico-científico.</w:t>
       </w:r>
     </w:p>
     <w:p/>
